--- a/klagomål/A 3147-2026 FSC-klagomål.docx
+++ b/klagomål/A 3147-2026 FSC-klagomål.docx
@@ -675,7 +675,7 @@
     <w:r>
       <w:tab/>
       <w:tab/>
-      <w:t>2026-01-20</w:t>
+      <w:t>2026-01-21</w:t>
       <w:br/>
       <w:br/>
     </w:r>

--- a/klagomål/A 3147-2026 FSC-klagomål.docx
+++ b/klagomål/A 3147-2026 FSC-klagomål.docx
@@ -675,7 +675,7 @@
     <w:r>
       <w:tab/>
       <w:tab/>
-      <w:t>2026-01-21</w:t>
+      <w:t>2026-01-23</w:t>
       <w:br/>
       <w:br/>
     </w:r>

--- a/klagomål/A 3147-2026 FSC-klagomål.docx
+++ b/klagomål/A 3147-2026 FSC-klagomål.docx
@@ -675,7 +675,7 @@
     <w:r>
       <w:tab/>
       <w:tab/>
-      <w:t>2026-01-23</w:t>
+      <w:t>2026-01-24</w:t>
       <w:br/>
       <w:br/>
     </w:r>

--- a/klagomål/A 3147-2026 FSC-klagomål.docx
+++ b/klagomål/A 3147-2026 FSC-klagomål.docx
@@ -675,7 +675,7 @@
     <w:r>
       <w:tab/>
       <w:tab/>
-      <w:t>2026-01-24</w:t>
+      <w:t>2026-01-25</w:t>
       <w:br/>
       <w:br/>
     </w:r>

--- a/klagomål/A 3147-2026 FSC-klagomål.docx
+++ b/klagomål/A 3147-2026 FSC-klagomål.docx
@@ -675,7 +675,7 @@
     <w:r>
       <w:tab/>
       <w:tab/>
-      <w:t>2026-01-25</w:t>
+      <w:t>2026-01-26</w:t>
       <w:br/>
       <w:br/>
     </w:r>

--- a/klagomål/A 3147-2026 FSC-klagomål.docx
+++ b/klagomål/A 3147-2026 FSC-klagomål.docx
@@ -675,7 +675,7 @@
     <w:r>
       <w:tab/>
       <w:tab/>
-      <w:t>2026-01-26</w:t>
+      <w:t>2026-01-27</w:t>
       <w:br/>
       <w:br/>
     </w:r>

--- a/klagomål/A 3147-2026 FSC-klagomål.docx
+++ b/klagomål/A 3147-2026 FSC-klagomål.docx
@@ -675,7 +675,7 @@
     <w:r>
       <w:tab/>
       <w:tab/>
-      <w:t>2026-01-27</w:t>
+      <w:t>2026-01-28</w:t>
       <w:br/>
       <w:br/>
     </w:r>

--- a/klagomål/A 3147-2026 FSC-klagomål.docx
+++ b/klagomål/A 3147-2026 FSC-klagomål.docx
@@ -112,7 +112,7 @@
         <w:pStyle w:val="ListBullet"/>
       </w:pPr>
       <w:r>
-        <w:t>Om ett ombud (tex Norra skog eller Mellanskog) avverkningsanmäler en skog med naturvärden motsvarande nyckelbiotops kvalité men markägaren inte är FSC certifierad, bör du skicka in ett FSC kontrollerat virke klagomål. Då ska klagomålet skickas till ombudsföretaget.</w:t>
+        <w:t>Om ett ombud (tex Norra skog eller Mellanskog) avverkningsanmäler en skog med naturvärden motsvarande nyckelbiotops kvalitet men markägaren inte är FSC certifierad, bör du skicka in ett FSC kontrollerat virke klagomål. Då ska klagomålet skickas till ombudsföretaget.</w:t>
       </w:r>
     </w:p>
     <w:p>
@@ -258,6 +258,26 @@
       </w:r>
     </w:p>
     <w:p>
+      <w:r>
+        <w:rPr>
+          <w:b/>
+        </w:rPr>
+        <w:t xml:space="preserve">Spädstarr </w:t>
+      </w:r>
+      <w:r>
+        <w:t xml:space="preserve">är typisk art för </w:t>
+      </w:r>
+      <w:r>
+        <w:rPr>
+          <w:i/>
+        </w:rPr>
+        <w:t xml:space="preserve">9080 Lövsumpskog </w:t>
+      </w:r>
+      <w:r>
+        <w:t>(SLU Artdatabanken, 2025).</w:t>
+      </w:r>
+    </w:p>
+    <w:p>
       <w:pPr>
         <w:pStyle w:val="Heading1"/>
       </w:pPr>
@@ -268,6 +288,35 @@
     <w:p>
       <w:r>
         <w:t>Följande fridlysta arter har sina livsmiljöer och växtplatser i den avverkningsanmälda skogen: blåsippa (§9).</w:t>
+      </w:r>
+    </w:p>
+    <w:p>
+      <w:r>
+        <w:rPr>
+          <w:b/>
+        </w:rPr>
+        <w:t>Blåsippa (§9)</w:t>
+      </w:r>
+      <w:r>
+        <w:t xml:space="preserve"> är typisk art för </w:t>
+      </w:r>
+      <w:r>
+        <w:rPr>
+          <w:i/>
+        </w:rPr>
+        <w:t>9050 Näringsrik granskog, 9020 Nordlig ädellövskog</w:t>
+      </w:r>
+      <w:r>
+        <w:t xml:space="preserve"> och </w:t>
+      </w:r>
+      <w:r>
+        <w:rPr>
+          <w:i/>
+        </w:rPr>
+        <w:t>8240 Karsthällmarker</w:t>
+      </w:r>
+      <w:r>
+        <w:t xml:space="preserve"> (SLU Artdatabanken, 2025).</w:t>
       </w:r>
     </w:p>
     <w:p>
@@ -675,7 +724,7 @@
     <w:r>
       <w:tab/>
       <w:tab/>
-      <w:t>2026-01-28</w:t>
+      <w:t>2026-01-29</w:t>
       <w:br/>
       <w:br/>
     </w:r>

--- a/klagomål/A 3147-2026 FSC-klagomål.docx
+++ b/klagomål/A 3147-2026 FSC-klagomål.docx
@@ -724,7 +724,7 @@
     <w:r>
       <w:tab/>
       <w:tab/>
-      <w:t>2026-01-29</w:t>
+      <w:t>2026-01-30</w:t>
       <w:br/>
       <w:br/>
     </w:r>

--- a/klagomål/A 3147-2026 FSC-klagomål.docx
+++ b/klagomål/A 3147-2026 FSC-klagomål.docx
@@ -724,7 +724,7 @@
     <w:r>
       <w:tab/>
       <w:tab/>
-      <w:t>2026-01-30</w:t>
+      <w:t>2026-01-31</w:t>
       <w:br/>
       <w:br/>
     </w:r>
